--- a/network/lab-4/ПРИ123-ИС-#04-Нямаа.docx
+++ b/network/lab-4/ПРИ123-ИС-#04-Нямаа.docx
@@ -356,25 +356,7 @@
           <w:sz w:val="24"/>
           <w:szCs w:val="24"/>
         </w:rPr>
-        <w:t>(</w:t>
-      </w:r>
-      <w:proofErr w:type="spellStart"/>
-      <w:r>
-        <w:rPr>
-          <w:b/>
-          <w:sz w:val="24"/>
-          <w:szCs w:val="24"/>
-        </w:rPr>
-        <w:t>ВлГУ</w:t>
-      </w:r>
-      <w:proofErr w:type="spellEnd"/>
-      <w:r>
-        <w:rPr>
-          <w:b/>
-          <w:sz w:val="24"/>
-          <w:szCs w:val="24"/>
-        </w:rPr>
-        <w:t>)</w:t>
+        <w:t>(ВлГУ)</w:t>
       </w:r>
     </w:p>
     <w:p>
@@ -786,18 +768,8 @@
           <w:sz w:val="28"/>
           <w:szCs w:val="28"/>
         </w:rPr>
-        <w:t xml:space="preserve">А.Ц. </w:t>
-      </w:r>
-      <w:proofErr w:type="spellStart"/>
-      <w:r>
-        <w:rPr>
-          <w:color w:val="000000" w:themeColor="text1"/>
-          <w:sz w:val="28"/>
-          <w:szCs w:val="28"/>
-        </w:rPr>
-        <w:t>Нямаа</w:t>
-      </w:r>
-      <w:proofErr w:type="spellEnd"/>
+        <w:t>А.Ц. Нямаа</w:t>
+      </w:r>
     </w:p>
     <w:p>
       <w:pPr>
@@ -972,19 +944,7 @@
         <w:rPr>
           <w:sz w:val="28"/>
         </w:rPr>
-        <w:t xml:space="preserve">Изучить процесс маршрутизации в сети, его задачи, маршруты, протоколы, </w:t>
-      </w:r>
-      <w:r>
-        <w:rPr>
-          <w:sz w:val="28"/>
-        </w:rPr>
-        <w:t>алгоритмы,</w:t>
-      </w:r>
-      <w:r>
-        <w:rPr>
-          <w:sz w:val="28"/>
-        </w:rPr>
-        <w:t xml:space="preserve"> а также рассмотреть алгоритм Беллмана-Форда.</w:t>
+        <w:t>Изучить процесс маршрутизации в сети, его задачи, маршруты, протоколы, алгоритмы, а также рассмотреть алгоритм Беллмана-Форда.</w:t>
       </w:r>
     </w:p>
     <w:p>
@@ -1058,7 +1018,31 @@
         <w:rPr>
           <w:sz w:val="28"/>
         </w:rPr>
-        <w:t xml:space="preserve">Для выполнения данной лабораторной работы использовался язык </w:t>
+        <w:t xml:space="preserve">В ходе выполнения данной лабораторной работы была создана таблица работы алгоритма </w:t>
+      </w:r>
+      <w:r>
+        <w:rPr>
+          <w:sz w:val="28"/>
+        </w:rPr>
+        <w:t>Беллмана-Форда</w:t>
+      </w:r>
+      <w:r>
+        <w:rPr>
+          <w:sz w:val="28"/>
+        </w:rPr>
+        <w:t xml:space="preserve"> по шагам вычислений, а также был составлен ориентированный граф</w:t>
+      </w:r>
+      <w:r>
+        <w:rPr>
+          <w:sz w:val="28"/>
+        </w:rPr>
+        <w:t>.</w:t>
+      </w:r>
+      <w:r>
+        <w:rPr>
+          <w:sz w:val="28"/>
+        </w:rPr>
+        <w:t xml:space="preserve"> При помощи этих инструментов был найден кратчайший путь от вершины-входа до вершины с максимальный номером (7). Таким образом, кратчайший путь оказался следующим: 0-2-4-6-5-7 (по вершинам) или 3+2+3+4+7=19 (вес всего пути).</w:t>
       </w:r>
     </w:p>
     <w:p>
@@ -1066,44 +1050,157 @@
         <w:spacing w:line="360" w:lineRule="auto"/>
         <w:jc w:val="center"/>
       </w:pPr>
+      <w:r>
+        <w:drawing>
+          <wp:inline distT="0" distB="0" distL="0" distR="0" wp14:anchorId="4D8818C0" wp14:editId="2991962B">
+            <wp:extent cx="5940425" cy="1496060"/>
+            <wp:effectExtent l="0" t="0" r="0" b="0"/>
+            <wp:docPr id="1" name="Рисунок 1"/>
+            <wp:cNvGraphicFramePr>
+              <a:graphicFrameLocks xmlns:a="http://schemas.openxmlformats.org/drawingml/2006/main" noChangeAspect="1"/>
+            </wp:cNvGraphicFramePr>
+            <a:graphic xmlns:a="http://schemas.openxmlformats.org/drawingml/2006/main">
+              <a:graphicData uri="http://schemas.openxmlformats.org/drawingml/2006/picture">
+                <pic:pic xmlns:pic="http://schemas.openxmlformats.org/drawingml/2006/picture">
+                  <pic:nvPicPr>
+                    <pic:cNvPr id="1" name=""/>
+                    <pic:cNvPicPr/>
+                  </pic:nvPicPr>
+                  <pic:blipFill>
+                    <a:blip r:embed="rId6"/>
+                    <a:stretch>
+                      <a:fillRect/>
+                    </a:stretch>
+                  </pic:blipFill>
+                  <pic:spPr>
+                    <a:xfrm>
+                      <a:off x="0" y="0"/>
+                      <a:ext cx="5940425" cy="1496060"/>
+                    </a:xfrm>
+                    <a:prstGeom prst="rect">
+                      <a:avLst/>
+                    </a:prstGeom>
+                  </pic:spPr>
+                </pic:pic>
+              </a:graphicData>
+            </a:graphic>
+          </wp:inline>
+        </w:drawing>
+      </w:r>
     </w:p>
     <w:p>
       <w:pPr>
         <w:spacing w:line="360" w:lineRule="auto"/>
         <w:jc w:val="center"/>
-      </w:pPr>
-      <w:r>
-        <w:rPr>
-          <w:sz w:val="28"/>
-          <w:szCs w:val="28"/>
-        </w:rPr>
-        <w:t>Рисунок 1. Вывод всех файлов на серверах.</w:t>
-      </w:r>
-    </w:p>
-    <w:p>
-      <w:pPr>
-        <w:spacing w:line="360" w:lineRule="auto"/>
-        <w:rPr>
-          <w:sz w:val="28"/>
-          <w:szCs w:val="28"/>
-          <w:lang w:val="en-US"/>
-        </w:rPr>
-      </w:pPr>
+        <w:rPr>
+          <w:sz w:val="28"/>
+          <w:szCs w:val="28"/>
+        </w:rPr>
+      </w:pPr>
+      <w:r>
+        <w:rPr>
+          <w:sz w:val="28"/>
+          <w:szCs w:val="28"/>
+        </w:rPr>
+        <w:t xml:space="preserve">Рисунок 1. </w:t>
+      </w:r>
+      <w:r>
+        <w:rPr>
+          <w:sz w:val="28"/>
+          <w:szCs w:val="28"/>
+        </w:rPr>
+        <w:t>Таблица работы алгоритма по шагам вычислений.</w:t>
+      </w:r>
     </w:p>
     <w:p>
       <w:pPr>
         <w:spacing w:line="360" w:lineRule="auto"/>
         <w:jc w:val="center"/>
-        <w:rPr>
-          <w:sz w:val="28"/>
-          <w:szCs w:val="28"/>
-        </w:rPr>
-      </w:pPr>
-      <w:r>
-        <w:rPr>
-          <w:sz w:val="28"/>
-          <w:szCs w:val="28"/>
-        </w:rPr>
+      </w:pPr>
+    </w:p>
+    <w:p>
+      <w:pPr>
+        <w:spacing w:line="360" w:lineRule="auto"/>
+        <w:jc w:val="center"/>
+        <w:rPr>
+          <w:sz w:val="28"/>
+          <w:szCs w:val="28"/>
+        </w:rPr>
+      </w:pPr>
+      <w:r>
+        <w:rPr>
+          <w:sz w:val="28"/>
+          <w:szCs w:val="28"/>
+        </w:rPr>
+        <w:drawing>
+          <wp:inline distT="0" distB="0" distL="0" distR="0" wp14:anchorId="2A26AA8F" wp14:editId="25A13084">
+            <wp:extent cx="5416550" cy="2372744"/>
+            <wp:effectExtent l="0" t="0" r="0" b="0"/>
+            <wp:docPr id="2" name="Рисунок 2"/>
+            <wp:cNvGraphicFramePr>
+              <a:graphicFrameLocks xmlns:a="http://schemas.openxmlformats.org/drawingml/2006/main" noChangeAspect="1"/>
+            </wp:cNvGraphicFramePr>
+            <a:graphic xmlns:a="http://schemas.openxmlformats.org/drawingml/2006/main">
+              <a:graphicData uri="http://schemas.openxmlformats.org/drawingml/2006/picture">
+                <pic:pic xmlns:pic="http://schemas.openxmlformats.org/drawingml/2006/picture">
+                  <pic:nvPicPr>
+                    <pic:cNvPr id="1" name=""/>
+                    <pic:cNvPicPr/>
+                  </pic:nvPicPr>
+                  <pic:blipFill>
+                    <a:blip r:embed="rId7"/>
+                    <a:stretch>
+                      <a:fillRect/>
+                    </a:stretch>
+                  </pic:blipFill>
+                  <pic:spPr>
+                    <a:xfrm>
+                      <a:off x="0" y="0"/>
+                      <a:ext cx="5424116" cy="2376059"/>
+                    </a:xfrm>
+                    <a:prstGeom prst="rect">
+                      <a:avLst/>
+                    </a:prstGeom>
+                  </pic:spPr>
+                </pic:pic>
+              </a:graphicData>
+            </a:graphic>
+          </wp:inline>
+        </w:drawing>
+      </w:r>
+    </w:p>
+    <w:p>
+      <w:pPr>
+        <w:spacing w:line="360" w:lineRule="auto"/>
+        <w:jc w:val="center"/>
+        <w:rPr>
+          <w:sz w:val="28"/>
+          <w:szCs w:val="28"/>
+        </w:rPr>
+      </w:pPr>
+      <w:r>
+        <w:rPr>
+          <w:sz w:val="28"/>
+          <w:szCs w:val="28"/>
+        </w:rPr>
+        <w:t>Рисунок 2. Созданный ориентированный граф.</w:t>
+      </w:r>
+    </w:p>
+    <w:p>
+      <w:pPr>
+        <w:spacing w:line="360" w:lineRule="auto"/>
+        <w:jc w:val="center"/>
+        <w:rPr>
+          <w:sz w:val="28"/>
+          <w:szCs w:val="28"/>
+        </w:rPr>
+      </w:pPr>
+      <w:r>
+        <w:rPr>
+          <w:sz w:val="28"/>
+          <w:szCs w:val="28"/>
+        </w:rPr>
+        <w:lastRenderedPageBreak/>
         <w:t>ВЫВОД К РАБОТЕ:</w:t>
       </w:r>
     </w:p>
@@ -1148,9 +1245,9 @@
       </w:r>
     </w:p>
     <w:sectPr>
-      <w:footerReference w:type="even" r:id="rId6"/>
-      <w:footerReference w:type="default" r:id="rId7"/>
-      <w:footerReference w:type="first" r:id="rId8"/>
+      <w:footerReference w:type="even" r:id="rId8"/>
+      <w:footerReference w:type="default" r:id="rId9"/>
+      <w:footerReference w:type="first" r:id="rId10"/>
       <w:pgSz w:w="11906" w:h="16838"/>
       <w:pgMar w:top="1134" w:right="850" w:bottom="1134" w:left="1701" w:header="0" w:footer="708" w:gutter="0"/>
       <w:cols w:space="720"/>
@@ -1674,7 +1771,6 @@
   <w:style w:type="character" w:default="1" w:styleId="a0">
     <w:name w:val="Default Paragraph Font"/>
     <w:uiPriority w:val="1"/>
-    <w:semiHidden/>
     <w:unhideWhenUsed/>
   </w:style>
   <w:style w:type="table" w:default="1" w:styleId="a1">
